--- a/applications/pwc__senior-associate-genai-engineer/pwc-resume.docx
+++ b/applications/pwc__senior-associate-genai-engineer/pwc-resume.docx
@@ -132,7 +132,7 @@
         <w:pStyle w:val="FirstParagraph"/>
       </w:pPr>
       <w:r>
-        <w:t xml:space="preserve">Senior GenAI and backend engineer with 5+ years building scalable, event-driven distributed systems and production-grade Agentic AI workflows in Python (FastAPI). Integrates, scales, and deploys LLM applications with LangChain and LlamaIndex across AWS and Azure, containerized with Kubernetes and Docker and shipped through CI/CD. Reduced inference costs by ~90% for production extraction and billing engines while taking experimental AI to reliable, cost-efficient enterprise production.</w:t>
+        <w:t xml:space="preserve">Senior GenAI Software Engineer with 5+ years building scalable backend systems and production-grade GenAI and Agentic AI applications. Deep Python expertise (FastAPI, asynchronous programming, OOP, clean architecture) integrating LLM frameworks (LangChain, LlamaIndex) with event-driven services, relational and NoSQL data stores, and Kubernetes on AWS and Azure. Reduced inference costs by ~90% while taking experimental AI to reliable, cost-efficient enterprise production, partnering across product, ML, and DevOps teams.</w:t>
       </w:r>
     </w:p>
     <w:bookmarkEnd w:id="14"/>
@@ -157,10 +157,23 @@
           <w:b/>
           <w:bCs/>
         </w:rPr>
+        <w:t xml:space="preserve">GenAI &amp; Agentic AI</w:t>
+      </w:r>
+      <w:r>
+        <w:t xml:space="preserve">: Agentic Workflows &amp; Multi-Agent Orchestration (LangGraph, OpenAI Agents SDK, Anthropic SDK, LangChain), LlamaIndex, MCP (Model Context Protocol), Tool/Function Calling, Structured Outputs, Agent Memory &amp; Human-in-the-Loop, RAG (Retrieval-Augmented Generation) with Hybrid Search &amp; Re-ranking, Guardrails &amp; Prompt-Injection Defense, Fine-tuning (LoRA/QLoRA, Hugging Face), Prompt Engineering, Embeddings, Vector DBs (Qdrant/PGVector).</w:t>
+      </w:r>
+      <w:r>
+        <w:br/>
+      </w:r>
+      <w:r>
+        <w:rPr>
+          <w:b/>
+          <w:bCs/>
+        </w:rPr>
         <w:t xml:space="preserve">Languages</w:t>
       </w:r>
       <w:r>
-        <w:t xml:space="preserve">: Python (OOP, asynchronous programming/asyncio, concurrency, design patterns, memory management, performance optimization), Java, TypeScript, SQL.</w:t>
+        <w:t xml:space="preserve">: Python, Java, TypeScript, SQL.</w:t>
       </w:r>
       <w:r>
         <w:br/>
@@ -170,10 +183,10 @@
           <w:b/>
           <w:bCs/>
         </w:rPr>
-        <w:t xml:space="preserve">GenAI &amp; Agentic AI</w:t>
-      </w:r>
-      <w:r>
-        <w:t xml:space="preserve">: LangChain, LlamaIndex, LangGraph, OpenAI Agents SDK, Anthropic SDK, MCP (Model Context Protocol), Multi-Agent Orchestration, Tool/Function Calling, Structured Outputs, Agent Memory &amp; Human-in-the-Loop, Guardrails &amp; Prompt-Injection Defense, RAG (Retrieval-Augmented Generation) with Hybrid Search &amp; Re-ranking, Fine-tuning (LoRA/QLoRA, Hugging Face), Prompt Engineering, Embeddings, Vector DBs (Qdrant/PGVector).</w:t>
+        <w:t xml:space="preserve">Backend &amp; Architecture</w:t>
+      </w:r>
+      <w:r>
+        <w:t xml:space="preserve">: FastAPI, Django, Spring Boot, REST APIs, Event-Driven Architecture (Kafka), Microservices, Serverless, Asynchronous Programming &amp; Concurrency, OOP, Design Patterns, SOLID &amp; Clean Architecture, Data Structures &amp; Algorithms, Performance Optimization.</w:t>
       </w:r>
       <w:r>
         <w:br/>
@@ -183,10 +196,10 @@
           <w:b/>
           <w:bCs/>
         </w:rPr>
-        <w:t xml:space="preserve">Backend &amp; APIs</w:t>
-      </w:r>
-      <w:r>
-        <w:t xml:space="preserve">: FastAPI, Django, Spring Boot, REST APIs, Event-Driven Architecture, Microservices, Serverless, Kafka.</w:t>
+        <w:t xml:space="preserve">Cloud, Containers &amp; DevOps</w:t>
+      </w:r>
+      <w:r>
+        <w:t xml:space="preserve">: AWS (SageMaker, Bedrock, Lambda, ECS), Azure OpenAI, Kubernetes, Docker, Terraform, Temporal.io, CI/CD Pipelines (GitHub Actions).</w:t>
       </w:r>
       <w:r>
         <w:br/>
@@ -196,49 +209,10 @@
           <w:b/>
           <w:bCs/>
         </w:rPr>
-        <w:t xml:space="preserve">Cloud &amp; DevOps</w:t>
-      </w:r>
-      <w:r>
-        <w:t xml:space="preserve">: AWS (SageMaker, Bedrock, Lambda, ECS), Azure OpenAI, Kubernetes, Docker, Terraform, CI/CD (GitHub Actions), Temporal.io.</w:t>
-      </w:r>
-      <w:r>
-        <w:br/>
-      </w:r>
-      <w:r>
-        <w:rPr>
-          <w:b/>
-          <w:bCs/>
-        </w:rPr>
-        <w:t xml:space="preserve">Databases</w:t>
-      </w:r>
-      <w:r>
-        <w:t xml:space="preserve">: PostgreSQL, PGVector, MongoDB, Redis, Elasticsearch.</w:t>
-      </w:r>
-      <w:r>
-        <w:br/>
-      </w:r>
-      <w:r>
-        <w:rPr>
-          <w:b/>
-          <w:bCs/>
-        </w:rPr>
-        <w:t xml:space="preserve">Software Engineering</w:t>
-      </w:r>
-      <w:r>
-        <w:t xml:space="preserve">: SOLID, Clean Architecture, Design Patterns, Data Structures &amp; Algorithms, Concurrency (Multithreading/Multiprocessing), Performance Optimization.</w:t>
-      </w:r>
-      <w:r>
-        <w:br/>
-      </w:r>
-      <w:r>
-        <w:rPr>
-          <w:b/>
-          <w:bCs/>
-        </w:rPr>
-        <w:t xml:space="preserve">ML &amp; Data Engineering</w:t>
-      </w:r>
-      <w:r>
-        <w:t xml:space="preserve">: PyTorch, TensorFlow, Scikit-learn, XGBoost, Snowflake Cortex, Apache Airflow, ETL Pipelines.</w:t>
+        <w:t xml:space="preserve">Data Engineering</w:t>
+      </w:r>
+      <w:r>
+        <w:t xml:space="preserve">: PostgreSQL, MongoDB, Redis, Snowflake Cortex, Apache Airflow, Kafka, Elasticsearch, ETL &amp; Real-Time Inference Pipelines, Browserbase.</w:t>
       </w:r>
       <w:r>
         <w:br/>
@@ -390,23 +364,23 @@
           <w:b/>
           <w:bCs/>
         </w:rPr>
-        <w:t xml:space="preserve">Agentic AI &amp; FinOps:</w:t>
-      </w:r>
-      <w:r>
-        <w:t xml:space="preserve"> </w:t>
-      </w:r>
-      <w:r>
-        <w:t xml:space="preserve">Orchestrated a serverless,</w:t>
-      </w:r>
-      <w:r>
-        <w:t xml:space="preserve"> </w:t>
-      </w:r>
-      <w:r>
-        <w:rPr>
-          <w:b/>
-          <w:bCs/>
-        </w:rPr>
-        <w:t xml:space="preserve">event-driven multi-agent</w:t>
+        <w:t xml:space="preserve">Agentic Automation &amp; FinOps:</w:t>
+      </w:r>
+      <w:r>
+        <w:t xml:space="preserve"> </w:t>
+      </w:r>
+      <w:r>
+        <w:t xml:space="preserve">Orchestrated a</w:t>
+      </w:r>
+      <w:r>
+        <w:t xml:space="preserve"> </w:t>
+      </w:r>
+      <w:r>
+        <w:rPr>
+          <w:b/>
+          <w:bCs/>
+        </w:rPr>
+        <w:t xml:space="preserve">serverless multi-agent</w:t>
       </w:r>
       <w:r>
         <w:t xml:space="preserve"> </w:t>
@@ -444,7 +418,20 @@
         <w:t xml:space="preserve"> </w:t>
       </w:r>
       <w:r>
-        <w:t xml:space="preserve">and swarm-based orchestration. A pure</w:t>
+        <w:t xml:space="preserve">and</w:t>
+      </w:r>
+      <w:r>
+        <w:t xml:space="preserve"> </w:t>
+      </w:r>
+      <w:r>
+        <w:rPr>
+          <w:b/>
+          <w:bCs/>
+        </w:rPr>
+        <w:t xml:space="preserve">swarm-based orchestration</w:t>
+      </w:r>
+      <w:r>
+        <w:t xml:space="preserve">. Cut idle compute via a pure</w:t>
       </w:r>
       <w:r>
         <w:t xml:space="preserve"> </w:t>
@@ -460,7 +447,7 @@
         <w:t xml:space="preserve"> </w:t>
       </w:r>
       <w:r>
-        <w:t xml:space="preserve">model cut idle compute, saving</w:t>
+        <w:t xml:space="preserve">model (saving</w:t>
       </w:r>
       <w:r>
         <w:t xml:space="preserve"> </w:t>
@@ -473,7 +460,7 @@
         <w:t xml:space="preserve">~$45k/year</w:t>
       </w:r>
       <w:r>
-        <w:t xml:space="preserve">.</w:t>
+        <w:t xml:space="preserve">).</w:t>
       </w:r>
       <w:r>
         <w:t xml:space="preserve"> </w:t>
@@ -534,7 +521,7 @@
         <w:t xml:space="preserve"> </w:t>
       </w:r>
       <w:r>
-        <w:t xml:space="preserve">Architected a scalable</w:t>
+        <w:t xml:space="preserve">Architected a</w:t>
       </w:r>
       <w:r>
         <w:t xml:space="preserve"> </w:t>
@@ -682,10 +669,7 @@
         <w:t xml:space="preserve">10-point accuracy regression</w:t>
       </w:r>
       <w:r>
-        <w:t xml:space="preserve"> </w:t>
-      </w:r>
-      <w:r>
-        <w:t xml:space="preserve">and redesigned prompt strategy and image preprocessing to recover the full drop, restoring field-level extraction to its</w:t>
+        <w:t xml:space="preserve">, redesigning prompt strategy and image preprocessing to recover the full drop and restore field-level extraction to its</w:t>
       </w:r>
       <w:r>
         <w:t xml:space="preserve"> </w:t>
@@ -698,10 +682,7 @@
         <w:t xml:space="preserve">~88% baseline</w:t>
       </w:r>
       <w:r>
-        <w:t xml:space="preserve"> </w:t>
-      </w:r>
-      <w:r>
-        <w:t xml:space="preserve">and unblocking downstream automation.</w:t>
+        <w:t xml:space="preserve">, unblocking downstream automation.</w:t>
       </w:r>
       <w:r>
         <w:t xml:space="preserve"> </w:t>
@@ -818,7 +799,7 @@
           <w:b/>
           <w:bCs/>
         </w:rPr>
-        <w:t xml:space="preserve">NDCG@5 (Normalized Discounted Cumulative Gain) by ~15 points (0.71 to 0.86)</w:t>
+        <w:t xml:space="preserve">NDCG@5 by ~15 points (0.71 to 0.86)</w:t>
       </w:r>
       <w:r>
         <w:t xml:space="preserve">.</w:t>
@@ -845,45 +826,29 @@
           <w:b/>
           <w:bCs/>
         </w:rPr>
-        <w:t xml:space="preserve">Core Engineering:</w:t>
-      </w:r>
-      <w:r>
-        <w:t xml:space="preserve"> </w:t>
-      </w:r>
-      <w:r>
-        <w:t xml:space="preserve">Constructed an entity matching pipeline on 22M records using an ensemble of</w:t>
-      </w:r>
-      <w:r>
-        <w:t xml:space="preserve"> </w:t>
-      </w:r>
-      <w:r>
-        <w:rPr>
-          <w:b/>
-          <w:bCs/>
-        </w:rPr>
-        <w:t xml:space="preserve">TF-IDF/Cosine Similarity</w:t>
-      </w:r>
-      <w:r>
-        <w:t xml:space="preserve"> </w:t>
-      </w:r>
-      <w:r>
-        <w:t xml:space="preserve">and 7 text metrics feeding an</w:t>
-      </w:r>
-      <w:r>
-        <w:t xml:space="preserve"> </w:t>
-      </w:r>
-      <w:r>
-        <w:rPr>
-          <w:b/>
-          <w:bCs/>
-        </w:rPr>
-        <w:t xml:space="preserve">XGBoost classifier</w:t>
-      </w:r>
-      <w:r>
-        <w:t xml:space="preserve"> </w:t>
-      </w:r>
-      <w:r>
-        <w:t xml:space="preserve">(85.3% AUC).</w:t>
+        <w:t xml:space="preserve">Scale &amp; Impact:</w:t>
+      </w:r>
+      <w:r>
+        <w:t xml:space="preserve"> </w:t>
+      </w:r>
+      <w:r>
+        <w:t xml:space="preserve">Scaled the platform from MVP to production, underpinning a</w:t>
+      </w:r>
+      <w:r>
+        <w:t xml:space="preserve"> </w:t>
+      </w:r>
+      <w:r>
+        <w:rPr>
+          <w:b/>
+          <w:bCs/>
+        </w:rPr>
+        <w:t xml:space="preserve">$20M+ enterprise deal pipeline</w:t>
+      </w:r>
+      <w:r>
+        <w:t xml:space="preserve"> </w:t>
+      </w:r>
+      <w:r>
+        <w:t xml:space="preserve">within 6 months while optimizing fine-tuning strategies for cost efficiency.</w:t>
       </w:r>
       <w:r>
         <w:t xml:space="preserve"> </w:t>
@@ -907,29 +872,45 @@
           <w:b/>
           <w:bCs/>
         </w:rPr>
-        <w:t xml:space="preserve">Scale &amp; Impact:</w:t>
-      </w:r>
-      <w:r>
-        <w:t xml:space="preserve"> </w:t>
-      </w:r>
-      <w:r>
-        <w:t xml:space="preserve">Scaled the platform from MVP to production, underpinning a</w:t>
-      </w:r>
-      <w:r>
-        <w:t xml:space="preserve"> </w:t>
-      </w:r>
-      <w:r>
-        <w:rPr>
-          <w:b/>
-          <w:bCs/>
-        </w:rPr>
-        <w:t xml:space="preserve">$20M+ enterprise deal pipeline</w:t>
-      </w:r>
-      <w:r>
-        <w:t xml:space="preserve"> </w:t>
-      </w:r>
-      <w:r>
-        <w:t xml:space="preserve">within 6 months while optimizing fine-tuning strategies for cost efficiency.</w:t>
+        <w:t xml:space="preserve">Core Engineering:</w:t>
+      </w:r>
+      <w:r>
+        <w:t xml:space="preserve"> </w:t>
+      </w:r>
+      <w:r>
+        <w:t xml:space="preserve">Constructed an entity matching pipeline on 22M records using an ensemble of</w:t>
+      </w:r>
+      <w:r>
+        <w:t xml:space="preserve"> </w:t>
+      </w:r>
+      <w:r>
+        <w:rPr>
+          <w:b/>
+          <w:bCs/>
+        </w:rPr>
+        <w:t xml:space="preserve">TF-IDF/Cosine Similarity</w:t>
+      </w:r>
+      <w:r>
+        <w:t xml:space="preserve"> </w:t>
+      </w:r>
+      <w:r>
+        <w:t xml:space="preserve">and 7 text metrics feeding an</w:t>
+      </w:r>
+      <w:r>
+        <w:t xml:space="preserve"> </w:t>
+      </w:r>
+      <w:r>
+        <w:rPr>
+          <w:b/>
+          <w:bCs/>
+        </w:rPr>
+        <w:t xml:space="preserve">XGBoost classifier</w:t>
+      </w:r>
+      <w:r>
+        <w:t xml:space="preserve"> </w:t>
+      </w:r>
+      <w:r>
+        <w:t xml:space="preserve">(85.3% AUC).</w:t>
       </w:r>
       <w:r>
         <w:t xml:space="preserve"> </w:t>
@@ -1024,7 +1005,7 @@
         <w:t xml:space="preserve"> </w:t>
       </w:r>
       <w:r>
-        <w:t xml:space="preserve">to the incoming engineering team.</w:t>
+        <w:t xml:space="preserve">of the platform to the incoming engineering team.</w:t>
       </w:r>
       <w:r>
         <w:t xml:space="preserve"> </w:t>
@@ -1044,23 +1025,7 @@
         <w:t xml:space="preserve"> </w:t>
       </w:r>
       <w:r>
-        <w:t xml:space="preserve">Engineered a distributed,</w:t>
-      </w:r>
-      <w:r>
-        <w:t xml:space="preserve"> </w:t>
-      </w:r>
-      <w:r>
-        <w:rPr>
-          <w:b/>
-          <w:bCs/>
-        </w:rPr>
-        <w:t xml:space="preserve">event-driven</w:t>
-      </w:r>
-      <w:r>
-        <w:t xml:space="preserve"> </w:t>
-      </w:r>
-      <w:r>
-        <w:t xml:space="preserve">document parsing pipeline using</w:t>
+        <w:t xml:space="preserve">Engineered a distributed document parsing pipeline using</w:t>
       </w:r>
       <w:r>
         <w:t xml:space="preserve"> </w:t>
@@ -1089,7 +1054,23 @@
         <w:t xml:space="preserve">Temporal.io</w:t>
       </w:r>
       <w:r>
-        <w:t xml:space="preserve">, processing 50k+ daily messages. Enforced resilient retry logic and dead-letter queues to guarantee no data loss.</w:t>
+        <w:t xml:space="preserve">, processing 50k+ daily messages with</w:t>
+      </w:r>
+      <w:r>
+        <w:t xml:space="preserve"> </w:t>
+      </w:r>
+      <w:r>
+        <w:rPr>
+          <w:b/>
+          <w:bCs/>
+        </w:rPr>
+        <w:t xml:space="preserve">asynchronous, event-driven</w:t>
+      </w:r>
+      <w:r>
+        <w:t xml:space="preserve"> </w:t>
+      </w:r>
+      <w:r>
+        <w:t xml:space="preserve">processing. Enforced resilient retry logic and dead-letter queues to ensure no data loss.</w:t>
       </w:r>
       <w:r>
         <w:t xml:space="preserve"> </w:t>
@@ -1119,7 +1100,7 @@
         <w:t xml:space="preserve"> </w:t>
       </w:r>
       <w:r>
-        <w:t xml:space="preserve">(using LoRA) to replace GPT-4 for structured entity extraction, achieving</w:t>
+        <w:t xml:space="preserve">(using LoRA) to replace GPT-4 for structured entity extraction tasks, achieving</w:t>
       </w:r>
       <w:r>
         <w:t xml:space="preserve"> </w:t>
@@ -1210,7 +1191,7 @@
         <w:t xml:space="preserve">faithfulness and answer-relevancy</w:t>
       </w:r>
       <w:r>
-        <w:t xml:space="preserve">, automatically blocking deployments below threshold and catching quality regressions before production.</w:t>
+        <w:t xml:space="preserve">, automatically blocking deployments that fell below threshold and catching quality regressions before production.</w:t>
       </w:r>
       <w:r>
         <w:t xml:space="preserve"> </w:t>
@@ -1246,7 +1227,27 @@
         <w:t xml:space="preserve"> </w:t>
       </w:r>
       <w:r>
-        <w:t xml:space="preserve">under high-concurrency bursts.</w:t>
+        <w:t xml:space="preserve">during high-concurrency bursts.</w:t>
+      </w:r>
+      <w:r>
+        <w:t xml:space="preserve"> </w:t>
+      </w:r>
+      <w:r>
+        <w:t xml:space="preserve"> </w:t>
+      </w:r>
+    </w:p>
+    <w:p>
+      <w:pPr>
+        <w:numPr>
+          <w:ilvl w:val="1"/>
+          <w:numId w:val="1003"/>
+        </w:numPr>
+      </w:pPr>
+      <w:r>
+        <w:t xml:space="preserve"> </w:t>
+      </w:r>
+      <w:r>
+        <w:t xml:space="preserve">Built the core backend and AI infrastructure from scratch, scaling the platform to handle peak loads while maintaining strict startup cost constraints.</w:t>
       </w:r>
       <w:r>
         <w:t xml:space="preserve"> </w:t>
@@ -1328,17 +1329,17 @@
         <w:t xml:space="preserve"> </w:t>
       </w:r>
       <w:r>
-        <w:t xml:space="preserve">of a legacy monolith to</w:t>
-      </w:r>
-      <w:r>
-        <w:t xml:space="preserve"> </w:t>
-      </w:r>
-      <w:r>
-        <w:rPr>
-          <w:b/>
-          <w:bCs/>
-        </w:rPr>
-        <w:t xml:space="preserve">Spring Boot microservices</w:t>
+        <w:t xml:space="preserve">of a legacy monolith to Spring Boot</w:t>
+      </w:r>
+      <w:r>
+        <w:t xml:space="preserve"> </w:t>
+      </w:r>
+      <w:r>
+        <w:rPr>
+          <w:b/>
+          <w:bCs/>
+        </w:rPr>
+        <w:t xml:space="preserve">microservices</w:t>
       </w:r>
       <w:r>
         <w:t xml:space="preserve">, applying</w:t>
@@ -1621,23 +1622,7 @@
         <w:t xml:space="preserve"> </w:t>
       </w:r>
       <w:r>
-        <w:t xml:space="preserve">via strategic re-architecture of</w:t>
-      </w:r>
-      <w:r>
-        <w:t xml:space="preserve"> </w:t>
-      </w:r>
-      <w:r>
-        <w:rPr>
-          <w:b/>
-          <w:bCs/>
-        </w:rPr>
-        <w:t xml:space="preserve">ECS</w:t>
-      </w:r>
-      <w:r>
-        <w:t xml:space="preserve"> </w:t>
-      </w:r>
-      <w:r>
-        <w:t xml:space="preserve">services to use</w:t>
+        <w:t xml:space="preserve">via strategic re-architecture of ECS services to utilize</w:t>
       </w:r>
       <w:r>
         <w:t xml:space="preserve"> </w:t>
@@ -1741,7 +1726,7 @@
         <w:t xml:space="preserve"> </w:t>
       </w:r>
       <w:r>
-        <w:t xml:space="preserve">Executed the zero-downtime migration of 6 core microservices from GCP to AWS, ensuring data consistency and a seamless customer transition.</w:t>
+        <w:t xml:space="preserve">Executed the zero-downtime migration of 6 core microservices from GCP to AWS, ensuring data consistency and seamless customer transition.</w:t>
       </w:r>
       <w:r>
         <w:t xml:space="preserve"> </w:t>
